--- a/legal/04-google-ads/07_HOP_DONG_PHU_LUC_GOOGLE_ADS.docx
+++ b/legal/04-google-ads/07_HOP_DONG_PHU_LUC_GOOGLE_ADS.docx
@@ -2,24 +2,172 @@
 <file path=word/document.xml><?xml version="1.0" encoding="utf-8"?>
 <w:document xmlns:wpc="http://schemas.microsoft.com/office/word/2010/wordprocessingCanvas" xmlns:mo="http://schemas.microsoft.com/office/mac/office/2008/main" xmlns:mc="http://schemas.openxmlformats.org/markup-compatibility/2006" xmlns:mv="urn:schemas-microsoft-com:mac:vml" xmlns:o="urn:schemas-microsoft-com:office:office" xmlns:r="http://schemas.openxmlformats.org/officeDocument/2006/relationships" xmlns:m="http://schemas.openxmlformats.org/officeDocument/2006/math" xmlns:v="urn:schemas-microsoft-com:vml" xmlns:wp14="http://schemas.microsoft.com/office/word/2010/wordprocessingDrawing" xmlns:wp="http://schemas.openxmlformats.org/drawingml/2006/wordprocessingDrawing" xmlns:w10="urn:schemas-microsoft-com:office:word" xmlns:w="http://schemas.openxmlformats.org/wordprocessingml/2006/main" xmlns:w14="http://schemas.microsoft.com/office/word/2010/wordml" xmlns:wpg="http://schemas.microsoft.com/office/word/2010/wordprocessingGroup" xmlns:wpi="http://schemas.microsoft.com/office/word/2010/wordprocessingInk" xmlns:wne="http://schemas.microsoft.com/office/word/2006/wordml" xmlns:wps="http://schemas.microsoft.com/office/word/2010/wordprocessingShape" mc:Ignorable="w14 wp14">
   <w:body>
+    <w:tbl>
+      <w:tblPr>
+        <w:tblW w:type="auto" w:w="0"/>
+        <w:jc w:val="center"/>
+        <w:tblLook w:firstColumn="1" w:firstRow="1" w:lastColumn="0" w:lastRow="0" w:noHBand="0" w:noVBand="1" w:val="04A0"/>
+        <w:tblBorders>
+          <w:top w:val="none"/>
+          <w:bottom w:val="none"/>
+          <w:left w:val="none"/>
+          <w:right w:val="none"/>
+          <w:insideH w:val="none"/>
+          <w:insideV w:val="none"/>
+        </w:tblBorders>
+      </w:tblPr>
+      <w:tblGrid>
+        <w:gridCol w:w="4874"/>
+        <w:gridCol w:w="4874"/>
+      </w:tblGrid>
+      <w:tr>
+        <w:trPr>
+          <w:cantSplit/>
+        </w:trPr>
+        <w:tc>
+          <w:tcPr>
+            <w:tcW w:type="dxa" w:w="4032"/>
+            <w:vAlign w:val="center"/>
+            <w:tcW w:w="4031" w:type="dxa"/>
+            <w:tcMar>
+              <w:top w:w="40" w:type="dxa"/>
+              <w:bottom w:w="40" w:type="dxa"/>
+              <w:left w:w="60" w:type="dxa"/>
+              <w:right w:w="60" w:type="dxa"/>
+            </w:tcMar>
+            <w:shd w:fill="FFFFFF"/>
+          </w:tcPr>
+          <w:p>
+            <w:r/>
+          </w:p>
+          <w:p>
+            <w:pPr>
+              <w:spacing w:before="0" w:after="40" w:line="276" w:lineRule="auto"/>
+              <w:jc w:val="center"/>
+            </w:pPr>
+            <w:r>
+              <w:rPr>
+                <w:b/>
+              </w:rPr>
+              <w:t>ĐƠN VỊ CUNG CẤP DỊCH VỤ</w:t>
+            </w:r>
+          </w:p>
+          <w:p>
+            <w:pPr>
+              <w:spacing w:before="0" w:after="40" w:line="276" w:lineRule="auto"/>
+              <w:jc w:val="center"/>
+            </w:pPr>
+            <w:r>
+              <w:rPr>
+                <w:b/>
+              </w:rPr>
+              <w:t>LOCALMATE VIỆT NAM</w:t>
+            </w:r>
+          </w:p>
+          <w:p>
+            <w:pPr>
+              <w:spacing w:before="0" w:after="40" w:line="276" w:lineRule="auto"/>
+              <w:jc w:val="center"/>
+            </w:pPr>
+            <w:r>
+              <w:t>Số: [MÃ_ĐƠN]/PLQC-LM/[NĂM]</w:t>
+            </w:r>
+          </w:p>
+        </w:tc>
+        <w:tc>
+          <w:tcPr>
+            <w:tcW w:type="dxa" w:w="5717"/>
+            <w:vAlign w:val="center"/>
+            <w:tcW w:w="5716" w:type="dxa"/>
+            <w:tcMar>
+              <w:top w:w="40" w:type="dxa"/>
+              <w:bottom w:w="40" w:type="dxa"/>
+              <w:left w:w="60" w:type="dxa"/>
+              <w:right w:w="60" w:type="dxa"/>
+            </w:tcMar>
+            <w:shd w:fill="FFFFFF"/>
+          </w:tcPr>
+          <w:p>
+            <w:r/>
+          </w:p>
+          <w:p>
+            <w:pPr>
+              <w:spacing w:before="0" w:after="40" w:line="276" w:lineRule="auto"/>
+              <w:jc w:val="center"/>
+            </w:pPr>
+            <w:r>
+              <w:rPr>
+                <w:b/>
+                <w:sz w:val="23"/>
+              </w:rPr>
+              <w:t>CỘNG HÒA XÃ HỘI CHỦ NGHĨA VIỆT NAM</w:t>
+            </w:r>
+          </w:p>
+          <w:p>
+            <w:pPr>
+              <w:spacing w:before="0" w:after="40" w:line="276" w:lineRule="auto"/>
+              <w:jc w:val="center"/>
+            </w:pPr>
+            <w:r>
+              <w:rPr>
+                <w:b/>
+              </w:rPr>
+              <w:t>Độc lập - Tự do - Hạnh phúc</w:t>
+            </w:r>
+          </w:p>
+          <w:p>
+            <w:pPr>
+              <w:spacing w:before="0" w:after="40" w:line="276" w:lineRule="auto"/>
+              <w:jc w:val="center"/>
+            </w:pPr>
+            <w:r>
+              <w:rPr>
+                <w:color w:val="0F172A"/>
+                <w:sz w:val="16"/>
+              </w:rPr>
+              <w:t>――――――――――――――――</w:t>
+            </w:r>
+          </w:p>
+          <w:p>
+            <w:pPr>
+              <w:spacing w:before="0" w:after="40" w:line="276" w:lineRule="auto"/>
+              <w:jc w:val="center"/>
+            </w:pPr>
+            <w:r>
+              <w:rPr>
+                <w:i/>
+                <w:color w:val="64748B"/>
+                <w:sz w:val="19"/>
+              </w:rPr>
+              <w:t>Hà Nội, ngày [NGÀY] tháng [THÁNG] năm 202[NĂM]</w:t>
+            </w:r>
+          </w:p>
+        </w:tc>
+      </w:tr>
+    </w:tbl>
     <w:p>
       <w:pPr>
-        <w:spacing w:before="240" w:after="120" w:line="288" w:lineRule="auto"/>
+        <w:spacing w:before="0" w:after="80"/>
+      </w:pPr>
+    </w:p>
+    <w:p>
+      <w:pPr>
+        <w:spacing w:before="240" w:after="80" w:line="288" w:lineRule="auto"/>
         <w:jc w:val="center"/>
       </w:pPr>
       <w:r>
         <w:rPr>
           <w:b/>
-          <w:color w:val="0D7647"/>
-          <w:sz w:val="30"/>
+          <w:color w:val="0F172A"/>
+          <w:sz w:val="29"/>
         </w:rPr>
-        <w:t>HỢP ĐỒNG / PHỤ LỤC DỊCH VỤ QUẢNG CÁO GOOGLE ADS CHUYÊN SÂU</w:t>
+        <w:t>PHỤ LỤC DỊCH VỤ QUẢNG CÁO TRỰC TUYẾN GOOGLE ADS</w:t>
       </w:r>
     </w:p>
     <w:p>
       <w:pPr>
-        <w:spacing w:after="80" w:before="0" w:line="276" w:lineRule="auto"/>
-        <w:jc w:val="left"/>
+        <w:spacing w:before="20" w:after="60" w:line="276" w:lineRule="auto"/>
+        <w:jc w:val="both"/>
       </w:pPr>
       <w:r>
         <w:rPr>
@@ -27,189 +175,100 @@
         </w:rPr>
         <w:t>(GOOGLE ADS MANAGEMENT &amp; PERFORMANCE APPENDIX)</w:t>
       </w:r>
+    </w:p>
+    <w:p>
+      <w:pPr>
+        <w:spacing w:before="20" w:after="40" w:line="276" w:lineRule="auto"/>
+        <w:ind w:left="288"/>
+        <w:jc w:val="both"/>
+      </w:pPr>
       <w:r>
-        <w:t xml:space="preserve">  </w:t>
+        <w:rPr>
+          <w:i/>
+          <w:color w:val="0F172A"/>
+          <w:sz w:val="20"/>
+        </w:rPr>
+        <w:t>- Căn cứ Luật Thương mại số 36/2005/QH11 ngày 14 tháng 06 năm 2005;</w:t>
       </w:r>
     </w:p>
     <w:p>
       <w:pPr>
-        <w:spacing w:after="80" w:before="0" w:line="276" w:lineRule="auto"/>
+        <w:spacing w:before="20" w:after="40" w:line="276" w:lineRule="auto"/>
+        <w:ind w:left="288"/>
+        <w:jc w:val="both"/>
+      </w:pPr>
+      <w:r>
+        <w:rPr>
+          <w:i/>
+          <w:color w:val="0F172A"/>
+          <w:sz w:val="20"/>
+        </w:rPr>
+        <w:t>- Căn cứ Luật Quảng cáo số 16/2012/QH13 ngày 21 tháng 06 năm 2012;</w:t>
+      </w:r>
+    </w:p>
+    <w:p>
+      <w:pPr>
+        <w:spacing w:before="20" w:after="40" w:line="276" w:lineRule="auto"/>
+        <w:ind w:left="288"/>
+        <w:jc w:val="both"/>
+      </w:pPr>
+      <w:r>
+        <w:rPr>
+          <w:i/>
+          <w:color w:val="0F172A"/>
+          <w:sz w:val="20"/>
+        </w:rPr>
+        <w:t>- Căn cứ Nghị định số 181/2013/NĐ-CP và Nghị định số 70/2021/NĐ-CP về quản lý dịch vụ quảng cáo xuyên biên giới tại Việt Nam;</w:t>
+      </w:r>
+    </w:p>
+    <w:p>
+      <w:pPr>
+        <w:spacing w:before="20" w:after="40" w:line="276" w:lineRule="auto"/>
+        <w:ind w:left="288"/>
+        <w:jc w:val="both"/>
+      </w:pPr>
+      <w:r>
+        <w:rPr>
+          <w:i/>
+          <w:color w:val="0F172A"/>
+          <w:sz w:val="20"/>
+        </w:rPr>
+        <w:t>- Căn cứ Thông tư số 80/2021/TT-BTC của Bộ Tài chính hướng dẫn về thuế nhà thầu đối với các nền tảng xuyên biên giới;</w:t>
+      </w:r>
+    </w:p>
+    <w:p>
+      <w:pPr>
+        <w:spacing w:before="20" w:after="40" w:line="276" w:lineRule="auto"/>
+        <w:ind w:left="288"/>
+        <w:jc w:val="both"/>
+      </w:pPr>
+      <w:r>
+        <w:rPr>
+          <w:i/>
+          <w:color w:val="0F172A"/>
+          <w:sz w:val="20"/>
+        </w:rPr>
+        <w:t>- Căn cứ Hợp đồng Dịch vụ Khung số: [MÃ_HỢP_ĐỒNG] ký ngày [NGÀY_KÝ] giữa Hai Bên.</w:t>
+      </w:r>
+    </w:p>
+    <w:p>
+      <w:pPr>
+        <w:spacing w:before="180" w:after="60" w:line="276" w:lineRule="auto"/>
         <w:jc w:val="left"/>
       </w:pPr>
       <w:r>
         <w:rPr>
           <w:b/>
-        </w:rPr>
-        <w:t>Số hiệu Văn bản:</w:t>
-      </w:r>
-      <w:r>
-        <w:t xml:space="preserve"> [MÃ_ĐƠN]/HĐQC-ADS-LM/[NĂM]  </w:t>
-      </w:r>
-    </w:p>
-    <w:p>
-      <w:pPr>
-        <w:spacing w:after="80" w:before="0" w:line="276" w:lineRule="auto"/>
-        <w:jc w:val="left"/>
-      </w:pPr>
-      <w:r>
-        <w:rPr>
-          <w:i/>
-        </w:rPr>
-        <w:t>(Kèm theo Hợp đồng Dịch vụ Khung số: [MÃ_HỢP_ĐỒNG] ký ngày [NGÀY_KÝ])</w:t>
-      </w:r>
-    </w:p>
-    <w:p>
-      <w:pPr>
-        <w:spacing w:after="120" w:before="80"/>
-      </w:pPr>
-      <w:r>
-        <w:rPr>
-          <w:color w:val="CBD5E1"/>
-        </w:rPr>
-        <w:t>―――――――――――――――――――――――――――――――――――――――――――――――――――――――</w:t>
-      </w:r>
-    </w:p>
-    <w:p>
-      <w:pPr>
-        <w:spacing w:before="160" w:after="60"/>
-      </w:pPr>
-      <w:r>
-        <w:rPr>
-          <w:b/>
-          <w:color w:val="0D7647"/>
-          <w:sz w:val="23"/>
-        </w:rPr>
-        <w:t>CĂN CỨ PHÁP LUẬT BẮT BUỘC ÁP DỤNG</w:t>
-      </w:r>
-    </w:p>
-    <w:p>
-      <w:pPr>
-        <w:spacing w:after="60" w:before="20" w:line="276" w:lineRule="auto"/>
-        <w:ind w:left="360"/>
-        <w:jc w:val="left"/>
-      </w:pPr>
-      <w:r>
-        <w:rPr>
-          <w:b/>
-        </w:rPr>
-        <w:t>•  Luật Quảng cáo số 16/2012/QH13</w:t>
-      </w:r>
-      <w:r>
-        <w:t xml:space="preserve"> và </w:t>
-      </w:r>
-      <w:r>
-        <w:rPr>
-          <w:b/>
-        </w:rPr>
-        <w:t>Luật số 75/2025/QH15</w:t>
-      </w:r>
-      <w:r>
-        <w:t xml:space="preserve"> (sửa đổi, bổ sung một số điều của Luật Quảng cáo, có hiệu lực từ </w:t>
-      </w:r>
-      <w:r>
-        <w:rPr>
-          <w:b/>
-        </w:rPr>
-        <w:t>01/01/2026</w:t>
-      </w:r>
-      <w:r>
-        <w:t>).</w:t>
-      </w:r>
-    </w:p>
-    <w:p>
-      <w:pPr>
-        <w:spacing w:after="60" w:before="20" w:line="276" w:lineRule="auto"/>
-        <w:ind w:left="360"/>
-        <w:jc w:val="left"/>
-      </w:pPr>
-      <w:r>
-        <w:rPr>
-          <w:b/>
-        </w:rPr>
-        <w:t>•  Nghị định 181/2013/NĐ-CP</w:t>
-      </w:r>
-      <w:r>
-        <w:t xml:space="preserve"> và </w:t>
-      </w:r>
-      <w:r>
-        <w:rPr>
-          <w:b/>
-        </w:rPr>
-        <w:t>Nghị định 70/2021/NĐ-CP</w:t>
-      </w:r>
-      <w:r>
-        <w:t xml:space="preserve"> về quản lý quảng cáo trên không gian mạng và dịch vụ quảng cáo xuyên biên giới tại Việt Nam.</w:t>
-      </w:r>
-    </w:p>
-    <w:p>
-      <w:pPr>
-        <w:spacing w:after="60" w:before="20" w:line="276" w:lineRule="auto"/>
-        <w:ind w:left="360"/>
-        <w:jc w:val="left"/>
-      </w:pPr>
-      <w:r>
-        <w:rPr>
-          <w:b/>
-        </w:rPr>
-        <w:t>•  Nghị định 38/2021/NĐ-CP</w:t>
-      </w:r>
-      <w:r>
-        <w:t xml:space="preserve"> (sửa đổi bởi NĐ 128/2022/NĐ-CP) về xử phạt vi phạm hành chính trong hoạt động văn hóa và quảng cáo.</w:t>
-      </w:r>
-    </w:p>
-    <w:p>
-      <w:pPr>
-        <w:spacing w:after="60" w:before="20" w:line="276" w:lineRule="auto"/>
-        <w:ind w:left="360"/>
-        <w:jc w:val="left"/>
-      </w:pPr>
-      <w:r>
-        <w:rPr>
-          <w:b/>
-        </w:rPr>
-        <w:t>•  Thông tư 80/2021/TT-BTC</w:t>
-      </w:r>
-      <w:r>
-        <w:t xml:space="preserve"> &amp; </w:t>
-      </w:r>
-      <w:r>
-        <w:rPr>
-          <w:b/>
-        </w:rPr>
-        <w:t>Thông tư 219/2013/TT-BTC</w:t>
-      </w:r>
-      <w:r>
-        <w:t xml:space="preserve"> của Bộ Tài chính về hóa đơn, thuế GTGT và thuế nhà thầu nước ngoài (FCT) của Google tại Việt Nam.</w:t>
-      </w:r>
-    </w:p>
-    <w:p>
-      <w:pPr>
-        <w:spacing w:after="120" w:before="80"/>
-      </w:pPr>
-      <w:r>
-        <w:rPr>
-          <w:color w:val="CBD5E1"/>
-        </w:rPr>
-        <w:t>―――――――――――――――――――――――――――――――――――――――――――――――――――――――</w:t>
-      </w:r>
-    </w:p>
-    <w:p>
-      <w:pPr>
-        <w:spacing w:before="160" w:after="60"/>
-      </w:pPr>
-      <w:r>
-        <w:rPr>
-          <w:b/>
-          <w:color w:val="0D7647"/>
-          <w:sz w:val="23"/>
+          <w:color w:val="0F172A"/>
+          <w:sz w:val="22"/>
         </w:rPr>
         <w:t>ĐIỀU 1: PHÂN ĐỊNH TƯ CÁCH PHÁP LÝ &amp; NGHĨA VỤ THEO LUẬT QUẢNG CÁO</w:t>
       </w:r>
     </w:p>
     <w:p>
       <w:pPr>
-        <w:spacing w:after="80" w:before="0" w:line="276" w:lineRule="auto"/>
-        <w:jc w:val="left"/>
+        <w:spacing w:before="20" w:after="60" w:line="276" w:lineRule="auto"/>
+        <w:jc w:val="both"/>
       </w:pPr>
       <w:r>
         <w:t>Căn cứ Điều 2, Điều 12, Điều 13 và Điều 27 Luật Quảng cáo, Hai Bên xác định rõ tư cách và phạm vi trách nhiệm pháp lý độc lập như sau:</w:t>
@@ -217,8 +276,8 @@
     </w:p>
     <w:p>
       <w:pPr>
-        <w:spacing w:after="80" w:before="0" w:line="276" w:lineRule="auto"/>
-        <w:jc w:val="left"/>
+        <w:spacing w:before="20" w:after="60" w:line="276" w:lineRule="auto"/>
+        <w:jc w:val="both"/>
       </w:pPr>
       <w:r>
         <w:t xml:space="preserve">1.1. </w:t>
@@ -232,25 +291,25 @@
     </w:p>
     <w:p>
       <w:pPr>
-        <w:spacing w:after="60" w:before="20" w:line="276" w:lineRule="auto"/>
+        <w:spacing w:before="20" w:after="40" w:line="276" w:lineRule="auto"/>
         <w:ind w:left="360"/>
-        <w:jc w:val="left"/>
+        <w:jc w:val="both"/>
       </w:pPr>
       <w:r>
-        <w:t>•  Là chủ sở hữu hoặc đơn vị phân phối hợp pháp sản phẩm, hàng hóa, dịch vụ được quảng bá;</w:t>
+        <w:t>Là chủ sở hữu hoặc đơn vị phân phối hợp pháp sản phẩm, hàng hóa, dịch vụ được quảng bá;</w:t>
       </w:r>
     </w:p>
     <w:p>
       <w:pPr>
-        <w:spacing w:after="60" w:before="20" w:line="276" w:lineRule="auto"/>
+        <w:spacing w:before="20" w:after="40" w:line="276" w:lineRule="auto"/>
         <w:ind w:left="360"/>
-        <w:jc w:val="left"/>
+        <w:jc w:val="both"/>
       </w:pPr>
       <w:r>
         <w:rPr>
           <w:b/>
         </w:rPr>
-        <w:t>•  Chịu trách nhiệm toàn bộ trước pháp luật</w:t>
+        <w:t>Chịu trách nhiệm toàn bộ trước pháp luật</w:t>
       </w:r>
       <w:r>
         <w:t xml:space="preserve"> về tính hợp pháp của sản phẩm kinh doanh, giấy phép chuyên ngành, độ trung thực của các tuyên bố công dụng (claims), giá niêm yết, chương trình khuyến mại, nội dung trang đích (Landing Page) và quyền sở hữu trí tuệ đối với nhãn hiệu/logo;</w:t>
@@ -258,18 +317,18 @@
     </w:p>
     <w:p>
       <w:pPr>
-        <w:spacing w:after="60" w:before="20" w:line="276" w:lineRule="auto"/>
+        <w:spacing w:before="20" w:after="40" w:line="276" w:lineRule="auto"/>
         <w:ind w:left="360"/>
-        <w:jc w:val="left"/>
+        <w:jc w:val="both"/>
       </w:pPr>
       <w:r>
-        <w:t xml:space="preserve">•  Có nghĩa vụ cung cấp đầy đủ hồ sơ pháp lý chứng minh điều kiện quảng cáo cho Bên B trước khi khởi tạo chiến dịch.  </w:t>
+        <w:t>Có nghĩa vụ cung cấp đầy đủ hồ sơ pháp lý chứng minh điều kiện quảng cáo cho Bên B trước khi khởi tạo chiến dịch.</w:t>
       </w:r>
     </w:p>
     <w:p>
       <w:pPr>
-        <w:spacing w:after="80" w:before="0" w:line="276" w:lineRule="auto"/>
-        <w:jc w:val="left"/>
+        <w:spacing w:before="20" w:after="60" w:line="276" w:lineRule="auto"/>
+        <w:jc w:val="both"/>
       </w:pPr>
       <w:r>
         <w:t xml:space="preserve">1.2. </w:t>
@@ -283,25 +342,25 @@
     </w:p>
     <w:p>
       <w:pPr>
-        <w:spacing w:after="60" w:before="20" w:line="276" w:lineRule="auto"/>
+        <w:spacing w:before="20" w:after="40" w:line="276" w:lineRule="auto"/>
         <w:ind w:left="360"/>
-        <w:jc w:val="left"/>
+        <w:jc w:val="both"/>
       </w:pPr>
       <w:r>
-        <w:t>•  Thực hiện các công đoạn kỹ thuật: Nghiên cứu từ khóa, thiết lập cấu trúc chiến dịch, cài đặt mã theo dõi chuyển đổi, soạn thảo thông điệp quảng cáo (Ad Copy), đấu thầu từ khóa và tối ưu hiệu suất theo hợp đồng;</w:t>
+        <w:t>Thực hiện các công đoạn kỹ thuật: Nghiên cứu từ khóa, thiết lập cấu trúc chiến dịch, cài đặt mã theo dõi chuyển đổi, soạn thảo thông điệp quảng cáo (Ad Copy), đấu thầu từ khóa và tối ưu hiệu suất theo hợp đồng;</w:t>
       </w:r>
     </w:p>
     <w:p>
       <w:pPr>
-        <w:spacing w:after="60" w:before="20" w:line="276" w:lineRule="auto"/>
+        <w:spacing w:before="20" w:after="40" w:line="276" w:lineRule="auto"/>
         <w:ind w:left="360"/>
-        <w:jc w:val="left"/>
+        <w:jc w:val="both"/>
       </w:pPr>
       <w:r>
         <w:rPr>
           <w:b/>
         </w:rPr>
-        <w:t>•  Thực hiện nghĩa vụ luật định theo Khoản 2 Điều 13 Luật Quảng cáo:</w:t>
+        <w:t>Thực hiện nghĩa vụ luật định theo Khoản 2 Điều 13 Luật Quảng cáo:</w:t>
       </w:r>
       <w:r>
         <w:t xml:space="preserve"> Kiểm tra các tài liệu liên quan đến điều kiện quảng cáo của Bên A trước khi xuất bản;</w:t>
@@ -309,15 +368,15 @@
     </w:p>
     <w:p>
       <w:pPr>
-        <w:spacing w:after="60" w:before="20" w:line="276" w:lineRule="auto"/>
+        <w:spacing w:before="20" w:after="40" w:line="276" w:lineRule="auto"/>
         <w:ind w:left="360"/>
-        <w:jc w:val="left"/>
+        <w:jc w:val="both"/>
       </w:pPr>
       <w:r>
         <w:rPr>
           <w:b/>
         </w:rPr>
-        <w:t>•  Chịu trách nhiệm độc lập theo Khoản 3 Điều 13 Luật Quảng cáo:</w:t>
+        <w:t>Chịu trách nhiệm độc lập theo Khoản 3 Điều 13 Luật Quảng cáo:</w:t>
       </w:r>
       <w:r>
         <w:t xml:space="preserve"> Đối với sản phẩm quảng cáo (văn bản ad copy, hình ảnh) do nhân sự Bên B trực tiếp sáng tạo, bảo đảm không dùng từ ngữ so sánh tuyệt đối trái luật ("số 1", "tốt nhất" theo Khoản 11 Điều 8 Luật Quảng cáo).</w:t>
@@ -325,32 +384,22 @@
     </w:p>
     <w:p>
       <w:pPr>
-        <w:spacing w:after="120" w:before="80"/>
-      </w:pPr>
-      <w:r>
-        <w:rPr>
-          <w:color w:val="CBD5E1"/>
-        </w:rPr>
-        <w:t>―――――――――――――――――――――――――――――――――――――――――――――――――――――――</w:t>
-      </w:r>
-    </w:p>
-    <w:p>
-      <w:pPr>
-        <w:spacing w:before="160" w:after="60"/>
+        <w:spacing w:before="180" w:after="60" w:line="276" w:lineRule="auto"/>
+        <w:jc w:val="left"/>
       </w:pPr>
       <w:r>
         <w:rPr>
           <w:b/>
-          <w:color w:val="0D7647"/>
-          <w:sz w:val="23"/>
+          <w:color w:val="0F172A"/>
+          <w:sz w:val="22"/>
         </w:rPr>
         <w:t>ĐIỀU 2: BÓC TÁCH MINH BẠCH 3 KHOẢN TIỀN TRONG QUẢNG CÁO SỐ</w:t>
       </w:r>
     </w:p>
     <w:p>
       <w:pPr>
-        <w:spacing w:after="80" w:before="0" w:line="276" w:lineRule="auto"/>
-        <w:jc w:val="left"/>
+        <w:spacing w:before="20" w:after="60" w:line="276" w:lineRule="auto"/>
+        <w:jc w:val="both"/>
       </w:pPr>
       <w:r>
         <w:t>Nhằm bảo đảm tuân thủ luật thuế và bảo vệ cả hai bên, Các Bên thỏa thuận bóc tách 3 khoản tiền hoàn toàn độc lập:</w:t>
@@ -358,14 +407,13 @@
     </w:p>
     <w:p>
       <w:pPr>
-        <w:spacing w:after="80" w:before="0" w:line="276" w:lineRule="auto"/>
-        <w:jc w:val="left"/>
+        <w:spacing w:before="20" w:after="60" w:line="276" w:lineRule="auto"/>
+        <w:jc w:val="both"/>
       </w:pPr>
       <w:r>
         <w:rPr>
           <w:rFonts w:ascii="Consolas" w:hAnsi="Consolas"/>
-          <w:color w:val="B42828"/>
-          <w:sz w:val="20"/>
+          <w:sz w:val="19"/>
         </w:rPr>
       </w:r>
       <w:r>
@@ -374,8 +422,8 @@
     </w:p>
     <w:p>
       <w:pPr>
-        <w:spacing w:after="80" w:before="0" w:line="276" w:lineRule="auto"/>
-        <w:jc w:val="left"/>
+        <w:spacing w:before="20" w:after="60" w:line="276" w:lineRule="auto"/>
+        <w:jc w:val="both"/>
       </w:pPr>
       <w:r>
         <w:t>┌────────────────────────────────────────────────────────────────────────────────────────┐</w:t>
@@ -383,8 +431,8 @@
     </w:p>
     <w:p>
       <w:pPr>
-        <w:spacing w:after="80" w:before="0" w:line="276" w:lineRule="auto"/>
-        <w:jc w:val="left"/>
+        <w:spacing w:before="20" w:after="60" w:line="276" w:lineRule="auto"/>
+        <w:jc w:val="both"/>
       </w:pPr>
       <w:r>
         <w:t>│                        BẢNG PHÂN RÃ 3 KHOẢN TIỀN QUẢNG CÁO SỐ                          │</w:t>
@@ -392,8 +440,8 @@
     </w:p>
     <w:p>
       <w:pPr>
-        <w:spacing w:after="80" w:before="0" w:line="276" w:lineRule="auto"/>
-        <w:jc w:val="left"/>
+        <w:spacing w:before="20" w:after="60" w:line="276" w:lineRule="auto"/>
+        <w:jc w:val="both"/>
       </w:pPr>
       <w:r>
         <w:t>├──────────────────────────┬─────────────────────────────┬───────────────────────────────┤</w:t>
@@ -401,8 +449,8 @@
     </w:p>
     <w:p>
       <w:pPr>
-        <w:spacing w:after="80" w:before="0" w:line="276" w:lineRule="auto"/>
-        <w:jc w:val="left"/>
+        <w:spacing w:before="20" w:after="60" w:line="276" w:lineRule="auto"/>
+        <w:jc w:val="both"/>
       </w:pPr>
       <w:r>
         <w:t>│ KHOẢN 1: PHÍ DỊCH VỤ     │ KHOẢN 2: MEDIA SPEND        │ KHOẢN 3: PHÍ BÊN THỨ BA       │</w:t>
@@ -410,8 +458,8 @@
     </w:p>
     <w:p>
       <w:pPr>
-        <w:spacing w:after="80" w:before="0" w:line="276" w:lineRule="auto"/>
-        <w:jc w:val="left"/>
+        <w:spacing w:before="20" w:after="60" w:line="276" w:lineRule="auto"/>
+        <w:jc w:val="both"/>
       </w:pPr>
       <w:r>
         <w:t>│ (Management Fee - Bên B) │ (Ngân sách trả Google)      │ (Third-Party Software/Tools)  │</w:t>
@@ -419,8 +467,8 @@
     </w:p>
     <w:p>
       <w:pPr>
-        <w:spacing w:after="80" w:before="0" w:line="276" w:lineRule="auto"/>
-        <w:jc w:val="left"/>
+        <w:spacing w:before="20" w:after="60" w:line="276" w:lineRule="auto"/>
+        <w:jc w:val="both"/>
       </w:pPr>
       <w:r>
         <w:t>├──────────────────────────┼─────────────────────────────┼───────────────────────────────┤</w:t>
@@ -428,8 +476,8 @@
     </w:p>
     <w:p>
       <w:pPr>
-        <w:spacing w:after="80" w:before="0" w:line="276" w:lineRule="auto"/>
-        <w:jc w:val="left"/>
+        <w:spacing w:before="20" w:after="60" w:line="276" w:lineRule="auto"/>
+        <w:jc w:val="both"/>
       </w:pPr>
       <w:r>
         <w:t>│ • Là thù lao kỹ thuật,   │ • Là tiền mua lượt hiển thị/│ • Phí phần mềm chặn click ảo  │</w:t>
@@ -437,8 +485,8 @@
     </w:p>
     <w:p>
       <w:pPr>
-        <w:spacing w:after="80" w:before="0" w:line="276" w:lineRule="auto"/>
-        <w:jc w:val="left"/>
+        <w:spacing w:before="20" w:after="60" w:line="276" w:lineRule="auto"/>
+        <w:jc w:val="both"/>
       </w:pPr>
       <w:r>
         <w:t>│   tối ưu của LocalMate.  │   click của tập đoàn Google.│   (ClickCease), tổng đài ảo,  │</w:t>
@@ -446,8 +494,8 @@
     </w:p>
     <w:p>
       <w:pPr>
-        <w:spacing w:after="80" w:before="0" w:line="276" w:lineRule="auto"/>
-        <w:jc w:val="left"/>
+        <w:spacing w:before="20" w:after="60" w:line="276" w:lineRule="auto"/>
+        <w:jc w:val="both"/>
       </w:pPr>
       <w:r>
         <w:t>│ • Doanh thu chịu thuế của│ • Thuộc sở hữu của Bên A.   │   hosting trang đích.         │</w:t>
@@ -455,8 +503,8 @@
     </w:p>
     <w:p>
       <w:pPr>
-        <w:spacing w:after="80" w:before="0" w:line="276" w:lineRule="auto"/>
-        <w:jc w:val="left"/>
+        <w:spacing w:before="20" w:after="60" w:line="276" w:lineRule="auto"/>
+        <w:jc w:val="both"/>
       </w:pPr>
       <w:r>
         <w:t>│   Bên B. Bên B xuất hóa  │ • Bên A trả trực tiếp hoặc  │ • Do Bên A tự thanh toán cho  │</w:t>
@@ -464,8 +512,8 @@
     </w:p>
     <w:p>
       <w:pPr>
-        <w:spacing w:after="80" w:before="0" w:line="276" w:lineRule="auto"/>
-        <w:jc w:val="left"/>
+        <w:spacing w:before="20" w:after="60" w:line="276" w:lineRule="auto"/>
+        <w:jc w:val="both"/>
       </w:pPr>
       <w:r>
         <w:t>│   đơn GTGT cho Bên A.    │   ủy thác chi hộ 1:1.       │   nhà cung cấp phần mềm.      │</w:t>
@@ -473,8 +521,8 @@
     </w:p>
     <w:p>
       <w:pPr>
-        <w:spacing w:after="80" w:before="0" w:line="276" w:lineRule="auto"/>
-        <w:jc w:val="left"/>
+        <w:spacing w:before="20" w:after="60" w:line="276" w:lineRule="auto"/>
+        <w:jc w:val="both"/>
       </w:pPr>
       <w:r>
         <w:t>└──────────────────────────┴─────────────────────────────┴───────────────────────────────┘</w:t>
@@ -482,14 +530,13 @@
     </w:p>
     <w:p>
       <w:pPr>
-        <w:spacing w:after="80" w:before="0" w:line="276" w:lineRule="auto"/>
-        <w:jc w:val="left"/>
+        <w:spacing w:before="20" w:after="60" w:line="276" w:lineRule="auto"/>
+        <w:jc w:val="both"/>
       </w:pPr>
       <w:r>
         <w:rPr>
           <w:rFonts w:ascii="Consolas" w:hAnsi="Consolas"/>
-          <w:color w:val="B42828"/>
-          <w:sz w:val="20"/>
+          <w:sz w:val="19"/>
         </w:rPr>
       </w:r>
       <w:r>
@@ -498,8 +545,8 @@
     </w:p>
     <w:p>
       <w:pPr>
-        <w:spacing w:after="80" w:before="0" w:line="276" w:lineRule="auto"/>
-        <w:jc w:val="left"/>
+        <w:spacing w:before="20" w:after="60" w:line="276" w:lineRule="auto"/>
+        <w:jc w:val="both"/>
       </w:pPr>
       <w:r>
         <w:t xml:space="preserve">2.1. </w:t>
@@ -513,15 +560,15 @@
     </w:p>
     <w:p>
       <w:pPr>
-        <w:spacing w:after="60" w:before="20" w:line="276" w:lineRule="auto"/>
+        <w:spacing w:before="20" w:after="40" w:line="276" w:lineRule="auto"/>
         <w:ind w:left="360"/>
-        <w:jc w:val="left"/>
+        <w:jc w:val="both"/>
       </w:pPr>
       <w:r>
         <w:rPr>
           <w:b/>
         </w:rPr>
-        <w:t>•  Phương án Ưu tiên (Khuyến nghị 1):</w:t>
+        <w:t>Phương án Ưu tiên (Khuyến nghị 1):</w:t>
       </w:r>
       <w:r>
         <w:t xml:space="preserve"> Bên A tự nhập thẻ tín dụng/ghi nợ quốc tế (Visa/Mastercard) của Bên A vào mục Cài đặt thanh toán (Billing) của tài khoản Google Ads. Google sẽ trực tiếp trừ tiền và xuất hóa đơn điện tử hợp pháp cho Bên A (Google tự động cộng 5% thuế GTGT nhà thầu nước ngoài nộp về Tổng cục Thuế Việt Nam theo Thông tư 80/2021/TT-BTC). Tiền ngân sách không chạy qua tài khoản Bên B.</w:t>
@@ -529,15 +576,15 @@
     </w:p>
     <w:p>
       <w:pPr>
-        <w:spacing w:after="60" w:before="20" w:line="276" w:lineRule="auto"/>
+        <w:spacing w:before="20" w:after="40" w:line="276" w:lineRule="auto"/>
         <w:ind w:left="360"/>
-        <w:jc w:val="left"/>
+        <w:jc w:val="both"/>
       </w:pPr>
       <w:r>
         <w:rPr>
           <w:b/>
         </w:rPr>
-        <w:t>•  Phương án Chi Hộ (Chỉ áp dụng khi Bên A không có thẻ quốc tế):</w:t>
+        <w:t>Phương án Chi Hộ (Chỉ áp dụng khi Bên A không có thẻ quốc tế):</w:t>
       </w:r>
       <w:r>
         <w:t xml:space="preserve"> Bên A chuyển tiền tạm ứng ngân sách vào tài khoản chuyên dụng chi hộ của Bên B. Bên B thực hiện nạp đúng số tiền đó vào tài khoản quảng cáo của Bên A. Khoản tiền này tuân thủ quy chế </w:t>
@@ -558,13 +605,13 @@
         <w:t>KHÔNG xuất hóa đơn GTGT</w:t>
       </w:r>
       <w:r>
-        <w:t xml:space="preserve"> trên số tiền chi hộ này mà cung cấp Bảng đối soát kèm hóa đơn biên lai tải từ Google Ads của Bên A.  </w:t>
+        <w:t xml:space="preserve"> trên số tiền chi hộ này mà cung cấp Bảng đối soát kèm hóa đơn biên lai tải từ Google Ads của Bên A.</w:t>
       </w:r>
     </w:p>
     <w:p>
       <w:pPr>
-        <w:spacing w:after="80" w:before="0" w:line="276" w:lineRule="auto"/>
-        <w:jc w:val="left"/>
+        <w:spacing w:before="20" w:after="60" w:line="276" w:lineRule="auto"/>
+        <w:jc w:val="both"/>
       </w:pPr>
       <w:r>
         <w:t xml:space="preserve">2.2. </w:t>
@@ -581,32 +628,22 @@
     </w:p>
     <w:p>
       <w:pPr>
-        <w:spacing w:after="120" w:before="80"/>
-      </w:pPr>
-      <w:r>
-        <w:rPr>
-          <w:color w:val="CBD5E1"/>
-        </w:rPr>
-        <w:t>―――――――――――――――――――――――――――――――――――――――――――――――――――――――</w:t>
-      </w:r>
-    </w:p>
-    <w:p>
-      <w:pPr>
-        <w:spacing w:before="160" w:after="60"/>
+        <w:spacing w:before="180" w:after="60" w:line="276" w:lineRule="auto"/>
+        <w:jc w:val="left"/>
       </w:pPr>
       <w:r>
         <w:rPr>
           <w:b/>
-          <w:color w:val="0D7647"/>
-          <w:sz w:val="23"/>
+          <w:color w:val="0F172A"/>
+          <w:sz w:val="22"/>
         </w:rPr>
         <w:t>ĐIỀU 3: TUYỆT ĐỐI KHÔNG CAM KẾT KẾT QUẢ KINH DOANH &amp; THIẾT LẬP KPI VẬN HÀNH</w:t>
       </w:r>
     </w:p>
     <w:p>
       <w:pPr>
-        <w:spacing w:after="80" w:before="0" w:line="276" w:lineRule="auto"/>
-        <w:jc w:val="left"/>
+        <w:spacing w:before="20" w:after="60" w:line="276" w:lineRule="auto"/>
+        <w:jc w:val="both"/>
       </w:pPr>
       <w:r>
         <w:t xml:space="preserve">3.1. </w:t>
@@ -629,58 +666,58 @@
     </w:p>
     <w:p>
       <w:pPr>
-        <w:spacing w:after="60" w:before="20" w:line="276" w:lineRule="auto"/>
+        <w:spacing w:before="20" w:after="40" w:line="276" w:lineRule="auto"/>
         <w:ind w:left="360"/>
-        <w:jc w:val="left"/>
+        <w:jc w:val="both"/>
       </w:pPr>
       <w:r>
-        <w:t>•  Cam kết số lượng khách hàng mua hàng, số lượng cuộc gọi chốt sale hoặc doanh thu bán hàng;</w:t>
+        <w:t>Cam kết số lượng khách hàng mua hàng, số lượng cuộc gọi chốt sale hoặc doanh thu bán hàng;</w:t>
       </w:r>
     </w:p>
     <w:p>
       <w:pPr>
-        <w:spacing w:after="60" w:before="20" w:line="276" w:lineRule="auto"/>
+        <w:spacing w:before="20" w:after="40" w:line="276" w:lineRule="auto"/>
         <w:ind w:left="360"/>
-        <w:jc w:val="left"/>
+        <w:jc w:val="both"/>
       </w:pPr>
       <w:r>
-        <w:t>•  Cam kết tỷ suất lợi nhuận trên chi phí quảng cáo (ROAS) hoặc tỷ suất hoàn vốn (ROI);</w:t>
+        <w:t>Cam kết tỷ suất lợi nhuận trên chi phí quảng cáo (ROAS) hoặc tỷ suất hoàn vốn (ROI);</w:t>
       </w:r>
     </w:p>
     <w:p>
       <w:pPr>
-        <w:spacing w:after="60" w:before="20" w:line="276" w:lineRule="auto"/>
+        <w:spacing w:before="20" w:after="40" w:line="276" w:lineRule="auto"/>
         <w:ind w:left="360"/>
-        <w:jc w:val="left"/>
+        <w:jc w:val="both"/>
       </w:pPr>
       <w:r>
-        <w:t>•  Cam kết chi phí mỗi lượt nhấp (CPC) hoặc chi phí mỗi khách hàng (CPA) cố định;</w:t>
+        <w:t>Cam kết chi phí mỗi lượt nhấp (CPC) hoặc chi phí mỗi khách hàng (CPA) cố định;</w:t>
       </w:r>
     </w:p>
     <w:p>
       <w:pPr>
-        <w:spacing w:after="60" w:before="20" w:line="276" w:lineRule="auto"/>
+        <w:spacing w:before="20" w:after="40" w:line="276" w:lineRule="auto"/>
         <w:ind w:left="360"/>
-        <w:jc w:val="left"/>
+        <w:jc w:val="both"/>
       </w:pPr>
       <w:r>
-        <w:t>•  Cam kết quảng cáo chắc chắn 100% luôn luôn được duyệt hoặc hiển thị ở vị trí Top 1 tìm kiếm mọi lúc;</w:t>
+        <w:t>Cam kết quảng cáo chắc chắn 100% luôn luôn được duyệt hoặc hiển thị ở vị trí Top 1 tìm kiếm mọi lúc;</w:t>
       </w:r>
     </w:p>
     <w:p>
       <w:pPr>
-        <w:spacing w:after="60" w:before="20" w:line="276" w:lineRule="auto"/>
+        <w:spacing w:before="20" w:after="40" w:line="276" w:lineRule="auto"/>
         <w:ind w:left="360"/>
-        <w:jc w:val="left"/>
+        <w:jc w:val="both"/>
       </w:pPr>
       <w:r>
-        <w:t xml:space="preserve">•  Cam kết tài khoản quảng cáo "bao sống", không bao giờ bị Google quét tạm ngưng.  </w:t>
+        <w:t>Cam kết tài khoản quảng cáo "bao sống", không bao giờ bị Google quét tạm ngưng.</w:t>
       </w:r>
     </w:p>
     <w:p>
       <w:pPr>
-        <w:spacing w:after="80" w:before="0" w:line="276" w:lineRule="auto"/>
-        <w:jc w:val="left"/>
+        <w:spacing w:before="20" w:after="60" w:line="276" w:lineRule="auto"/>
+        <w:jc w:val="both"/>
       </w:pPr>
       <w:r>
         <w:t xml:space="preserve">3.2. </w:t>
@@ -694,8 +731,8 @@
     </w:p>
     <w:p>
       <w:pPr>
-        <w:spacing w:after="80" w:before="0" w:line="276" w:lineRule="auto"/>
-        <w:jc w:val="left"/>
+        <w:spacing w:before="20" w:after="60" w:line="276" w:lineRule="auto"/>
+        <w:jc w:val="both"/>
       </w:pPr>
       <w:r>
         <w:t>Thay thế cho cam kết doanh số, Bên B cam kết chất lượng dịch vụ thông qua bộ chỉ số kỹ thuật có thể kiểm chứng độc lập trên Google Ads Dashboard:</w:t>
@@ -716,21 +753,25 @@
         </w:tblBorders>
       </w:tblPr>
       <w:tblGrid>
-        <w:gridCol w:w="4802"/>
-        <w:gridCol w:w="4802"/>
+        <w:gridCol w:w="4874"/>
+        <w:gridCol w:w="4874"/>
       </w:tblGrid>
       <w:tr>
+        <w:trPr>
+          <w:cantSplit/>
+        </w:trPr>
         <w:tc>
           <w:tcPr>
-            <w:tcW w:type="dxa" w:w="4802"/>
+            <w:tcW w:type="dxa" w:w="4867"/>
             <w:vAlign w:val="center"/>
+            <w:tcW w:w="4867" w:type="dxa"/>
             <w:tcMar>
-              <w:top w:w="120" w:type="dxa"/>
-              <w:bottom w:w="120" w:type="dxa"/>
-              <w:left w:w="160" w:type="dxa"/>
-              <w:right w:w="160" w:type="dxa"/>
+              <w:top w:w="90" w:type="dxa"/>
+              <w:bottom w:w="90" w:type="dxa"/>
+              <w:left w:w="100" w:type="dxa"/>
+              <w:right w:w="100" w:type="dxa"/>
             </w:tcMar>
-            <w:shd w:fill="EDF7F1"/>
+            <w:shd w:fill="F8FAFC"/>
           </w:tcPr>
           <w:p>
             <w:r/>
@@ -743,7 +784,7 @@
             <w:r>
               <w:rPr>
                 <w:b/>
-                <w:color w:val="0D7647"/>
+                <w:sz w:val="20"/>
               </w:rPr>
               <w:t>Giai đoạn triển khai</w:t>
             </w:r>
@@ -751,15 +792,16 @@
         </w:tc>
         <w:tc>
           <w:tcPr>
-            <w:tcW w:type="dxa" w:w="4802"/>
+            <w:tcW w:type="dxa" w:w="4882"/>
             <w:vAlign w:val="center"/>
+            <w:tcW w:w="4881" w:type="dxa"/>
             <w:tcMar>
-              <w:top w:w="120" w:type="dxa"/>
-              <w:bottom w:w="120" w:type="dxa"/>
-              <w:left w:w="160" w:type="dxa"/>
-              <w:right w:w="160" w:type="dxa"/>
+              <w:top w:w="90" w:type="dxa"/>
+              <w:bottom w:w="90" w:type="dxa"/>
+              <w:left w:w="100" w:type="dxa"/>
+              <w:right w:w="100" w:type="dxa"/>
             </w:tcMar>
-            <w:shd w:fill="EDF7F1"/>
+            <w:shd w:fill="F8FAFC"/>
           </w:tcPr>
           <w:p>
             <w:r/>
@@ -772,7 +814,7 @@
             <w:r>
               <w:rPr>
                 <w:b/>
-                <w:color w:val="0D7647"/>
+                <w:sz w:val="20"/>
               </w:rPr>
               <w:t>Hạng mục KPI Kỹ thuật &amp; Tần suất Vận hành Cam kết</w:t>
             </w:r>
@@ -780,17 +822,21 @@
         </w:tc>
       </w:tr>
       <w:tr>
+        <w:trPr>
+          <w:cantSplit/>
+        </w:trPr>
         <w:tc>
           <w:tcPr>
-            <w:tcW w:type="dxa" w:w="4802"/>
+            <w:tcW w:type="dxa" w:w="4867"/>
             <w:vAlign w:val="center"/>
+            <w:tcW w:w="4867" w:type="dxa"/>
             <w:tcMar>
-              <w:top w:w="120" w:type="dxa"/>
-              <w:bottom w:w="120" w:type="dxa"/>
-              <w:left w:w="160" w:type="dxa"/>
-              <w:right w:w="160" w:type="dxa"/>
+              <w:top w:w="80" w:type="dxa"/>
+              <w:bottom w:w="80" w:type="dxa"/>
+              <w:left w:w="100" w:type="dxa"/>
+              <w:right w:w="100" w:type="dxa"/>
             </w:tcMar>
-            <w:shd w:fill="F8FAFC"/>
+            <w:shd w:fill="FFFFFF"/>
           </w:tcPr>
           <w:p>
             <w:r/>
@@ -810,15 +856,16 @@
         </w:tc>
         <w:tc>
           <w:tcPr>
-            <w:tcW w:type="dxa" w:w="4802"/>
+            <w:tcW w:type="dxa" w:w="4882"/>
             <w:vAlign w:val="center"/>
+            <w:tcW w:w="4881" w:type="dxa"/>
             <w:tcMar>
-              <w:top w:w="120" w:type="dxa"/>
-              <w:bottom w:w="120" w:type="dxa"/>
-              <w:left w:w="160" w:type="dxa"/>
-              <w:right w:w="160" w:type="dxa"/>
+              <w:top w:w="80" w:type="dxa"/>
+              <w:bottom w:w="80" w:type="dxa"/>
+              <w:left w:w="100" w:type="dxa"/>
+              <w:right w:w="100" w:type="dxa"/>
             </w:tcMar>
-            <w:shd w:fill="F8FAFC"/>
+            <w:shd w:fill="FFFFFF"/>
           </w:tcPr>
           <w:p>
             <w:r/>
@@ -871,17 +918,21 @@
         </w:tc>
       </w:tr>
       <w:tr>
+        <w:trPr>
+          <w:cantSplit/>
+        </w:trPr>
         <w:tc>
           <w:tcPr>
-            <w:tcW w:type="dxa" w:w="4802"/>
+            <w:tcW w:type="dxa" w:w="4867"/>
             <w:vAlign w:val="center"/>
+            <w:tcW w:w="4867" w:type="dxa"/>
             <w:tcMar>
-              <w:top w:w="120" w:type="dxa"/>
-              <w:bottom w:w="120" w:type="dxa"/>
-              <w:left w:w="160" w:type="dxa"/>
-              <w:right w:w="160" w:type="dxa"/>
+              <w:top w:w="80" w:type="dxa"/>
+              <w:bottom w:w="80" w:type="dxa"/>
+              <w:left w:w="100" w:type="dxa"/>
+              <w:right w:w="100" w:type="dxa"/>
             </w:tcMar>
-            <w:shd w:fill="FFFFFF"/>
+            <w:shd w:fill="FAFAFA"/>
           </w:tcPr>
           <w:p>
             <w:r/>
@@ -901,15 +952,16 @@
         </w:tc>
         <w:tc>
           <w:tcPr>
-            <w:tcW w:type="dxa" w:w="4802"/>
+            <w:tcW w:type="dxa" w:w="4882"/>
             <w:vAlign w:val="center"/>
+            <w:tcW w:w="4881" w:type="dxa"/>
             <w:tcMar>
-              <w:top w:w="120" w:type="dxa"/>
-              <w:bottom w:w="120" w:type="dxa"/>
-              <w:left w:w="160" w:type="dxa"/>
-              <w:right w:w="160" w:type="dxa"/>
+              <w:top w:w="80" w:type="dxa"/>
+              <w:bottom w:w="80" w:type="dxa"/>
+              <w:left w:w="100" w:type="dxa"/>
+              <w:right w:w="100" w:type="dxa"/>
             </w:tcMar>
-            <w:shd w:fill="FFFFFF"/>
+            <w:shd w:fill="FAFAFA"/>
           </w:tcPr>
           <w:p>
             <w:r/>
@@ -960,32 +1012,22 @@
     </w:p>
     <w:p>
       <w:pPr>
-        <w:spacing w:after="120" w:before="80"/>
-      </w:pPr>
-      <w:r>
-        <w:rPr>
-          <w:color w:val="CBD5E1"/>
-        </w:rPr>
-        <w:t>―――――――――――――――――――――――――――――――――――――――――――――――――――――――</w:t>
-      </w:r>
-    </w:p>
-    <w:p>
-      <w:pPr>
-        <w:spacing w:before="160" w:after="60"/>
+        <w:spacing w:before="180" w:after="60" w:line="276" w:lineRule="auto"/>
+        <w:jc w:val="left"/>
       </w:pPr>
       <w:r>
         <w:rPr>
           <w:b/>
-          <w:color w:val="0D7647"/>
-          <w:sz w:val="23"/>
+          <w:color w:val="0F172A"/>
+          <w:sz w:val="22"/>
         </w:rPr>
         <w:t>ĐIỀU 4: RỦI RO NỀN TẢNG GOOGLE ADS &amp; MIỄN TRỪ TRÁCH NHIỆM</w:t>
       </w:r>
     </w:p>
     <w:p>
       <w:pPr>
-        <w:spacing w:after="80" w:before="0" w:line="276" w:lineRule="auto"/>
-        <w:jc w:val="left"/>
+        <w:spacing w:before="20" w:after="60" w:line="276" w:lineRule="auto"/>
+        <w:jc w:val="both"/>
       </w:pPr>
       <w:r>
         <w:t xml:space="preserve">4.1. </w:t>
@@ -1011,8 +1053,8 @@
     </w:p>
     <w:p>
       <w:pPr>
-        <w:spacing w:after="80" w:before="0" w:line="276" w:lineRule="auto"/>
-        <w:jc w:val="left"/>
+        <w:spacing w:before="20" w:after="60" w:line="276" w:lineRule="auto"/>
+        <w:jc w:val="both"/>
       </w:pPr>
       <w:r>
         <w:t xml:space="preserve">4.2. </w:t>
@@ -1026,12 +1068,12 @@
     </w:p>
     <w:p>
       <w:pPr>
-        <w:spacing w:after="60" w:before="20" w:line="276" w:lineRule="auto"/>
+        <w:spacing w:before="20" w:after="40" w:line="276" w:lineRule="auto"/>
         <w:ind w:left="360"/>
-        <w:jc w:val="left"/>
+        <w:jc w:val="both"/>
       </w:pPr>
       <w:r>
-        <w:t xml:space="preserve">•  Google có quyền quét tự động đình chỉ tài khoản do các lỗi: </w:t>
+        <w:t xml:space="preserve">Google có quyền quét tự động đình chỉ tài khoản do các lỗi: </w:t>
       </w:r>
       <w:r>
         <w:rPr>
@@ -1063,12 +1105,12 @@
     </w:p>
     <w:p>
       <w:pPr>
-        <w:spacing w:after="60" w:before="20" w:line="276" w:lineRule="auto"/>
+        <w:spacing w:before="20" w:after="40" w:line="276" w:lineRule="auto"/>
         <w:ind w:left="360"/>
-        <w:jc w:val="left"/>
+        <w:jc w:val="both"/>
       </w:pPr>
       <w:r>
-        <w:t xml:space="preserve">•  Bên B được </w:t>
+        <w:t xml:space="preserve">Bên B được </w:t>
       </w:r>
       <w:r>
         <w:rPr>
@@ -1082,18 +1124,18 @@
     </w:p>
     <w:p>
       <w:pPr>
-        <w:spacing w:after="60" w:before="20" w:line="276" w:lineRule="auto"/>
+        <w:spacing w:before="20" w:after="40" w:line="276" w:lineRule="auto"/>
         <w:ind w:left="360"/>
-        <w:jc w:val="left"/>
+        <w:jc w:val="both"/>
       </w:pPr>
       <w:r>
-        <w:t xml:space="preserve">•  Trách nhiệm duy nhất của Bên B là hỗ trợ soạn đơn khiếu nại (Appeal) theo đúng quy trình của Google tối đa 02 lần. Phí dịch vụ kỹ thuật đã thực hiện không được hoàn lại.  </w:t>
+        <w:t>Trách nhiệm duy nhất của Bên B là hỗ trợ soạn đơn khiếu nại (Appeal) theo đúng quy trình của Google tối đa 02 lần. Phí dịch vụ kỹ thuật đã thực hiện không được hoàn lại.</w:t>
       </w:r>
     </w:p>
     <w:p>
       <w:pPr>
-        <w:spacing w:after="80" w:before="0" w:line="276" w:lineRule="auto"/>
-        <w:jc w:val="left"/>
+        <w:spacing w:before="20" w:after="60" w:line="276" w:lineRule="auto"/>
+        <w:jc w:val="both"/>
       </w:pPr>
       <w:r>
         <w:t xml:space="preserve">4.3. </w:t>
@@ -1107,8 +1149,8 @@
     </w:p>
     <w:p>
       <w:pPr>
-        <w:spacing w:after="80" w:before="0" w:line="276" w:lineRule="auto"/>
-        <w:jc w:val="left"/>
+        <w:spacing w:before="20" w:after="60" w:line="276" w:lineRule="auto"/>
+        <w:jc w:val="both"/>
       </w:pPr>
       <w:r>
         <w:t>Trường hợp chiến dịch dừng trước hạn, tiền ngân sách còn dư trên Google Ads thuộc quy trình xử lý của Google (thời gian hoàn tiền từ 30 đến 90 ngày làm việc sau khi hủy tài khoản). Bên B chỉ có trách nhiệm hỗ trợ thao tác hủy và không có nghĩa vụ ứng tiền túi của mình để thanh toán thay cho Google.</w:t>
@@ -1116,32 +1158,22 @@
     </w:p>
     <w:p>
       <w:pPr>
-        <w:spacing w:after="120" w:before="80"/>
-      </w:pPr>
-      <w:r>
-        <w:rPr>
-          <w:color w:val="CBD5E1"/>
-        </w:rPr>
-        <w:t>―――――――――――――――――――――――――――――――――――――――――――――――――――――――</w:t>
-      </w:r>
-    </w:p>
-    <w:p>
-      <w:pPr>
-        <w:spacing w:before="160" w:after="60"/>
+        <w:spacing w:before="180" w:after="60" w:line="276" w:lineRule="auto"/>
+        <w:jc w:val="left"/>
       </w:pPr>
       <w:r>
         <w:rPr>
           <w:b/>
-          <w:color w:val="0D7647"/>
-          <w:sz w:val="23"/>
+          <w:color w:val="0F172A"/>
+          <w:sz w:val="22"/>
         </w:rPr>
         <w:t>ĐIỀU 5: PHỤ LỤC CAM KẾT BẮT BUỘC VỀ SẢN PHẨM &amp; BỒI HOÀN (INDEMNITY)</w:t>
       </w:r>
     </w:p>
     <w:p>
       <w:pPr>
-        <w:spacing w:after="80" w:before="0" w:line="276" w:lineRule="auto"/>
-        <w:jc w:val="left"/>
+        <w:spacing w:before="20" w:after="60" w:line="276" w:lineRule="auto"/>
+        <w:jc w:val="both"/>
       </w:pPr>
       <w:r>
         <w:t xml:space="preserve">5.1. </w:t>
@@ -1167,8 +1199,8 @@
     </w:p>
     <w:p>
       <w:pPr>
-        <w:spacing w:after="80" w:before="0" w:line="276" w:lineRule="auto"/>
-        <w:jc w:val="left"/>
+        <w:spacing w:before="20" w:after="60" w:line="276" w:lineRule="auto"/>
+        <w:jc w:val="both"/>
       </w:pPr>
       <w:r>
         <w:t xml:space="preserve">5.2. </w:t>
@@ -1185,8 +1217,8 @@
     </w:p>
     <w:p>
       <w:pPr>
-        <w:spacing w:after="80" w:before="0" w:line="276" w:lineRule="auto"/>
-        <w:jc w:val="left"/>
+        <w:spacing w:before="20" w:after="60" w:line="276" w:lineRule="auto"/>
+        <w:jc w:val="both"/>
       </w:pPr>
       <w:r>
         <w:t xml:space="preserve">a) Nhận toàn bộ trách nhiệm trước cơ quan thanh tra nhà nước;  </w:t>
@@ -1194,8 +1226,8 @@
     </w:p>
     <w:p>
       <w:pPr>
-        <w:spacing w:after="80" w:before="0" w:line="276" w:lineRule="auto"/>
-        <w:jc w:val="left"/>
+        <w:spacing w:before="20" w:after="60" w:line="276" w:lineRule="auto"/>
+        <w:jc w:val="both"/>
       </w:pPr>
       <w:r>
         <w:t xml:space="preserve">b) Bồi hoàn ngay lập tức 100% số tiền phạt vi phạm hành chính và chi phí pháp lý cho Bên B trong vòng </w:t>
@@ -1212,81 +1244,407 @@
     </w:p>
     <w:p>
       <w:pPr>
-        <w:spacing w:after="120" w:before="80"/>
-      </w:pPr>
-      <w:r>
-        <w:rPr>
-          <w:color w:val="CBD5E1"/>
-        </w:rPr>
-        <w:t>―――――――――――――――――――――――――――――――――――――――――――――――――――――――</w:t>
-      </w:r>
-    </w:p>
-    <w:p>
-      <w:pPr>
-        <w:spacing w:before="160" w:after="60"/>
+        <w:spacing w:before="180" w:after="60" w:line="276" w:lineRule="auto"/>
+        <w:jc w:val="left"/>
       </w:pPr>
       <w:r>
         <w:rPr>
           <w:b/>
-          <w:color w:val="0D7647"/>
-          <w:sz w:val="23"/>
+          <w:color w:val="0F172A"/>
+          <w:sz w:val="22"/>
         </w:rPr>
         <w:t>ĐẠI DIỆN CÁC BÊN KÝ TÊN</w:t>
       </w:r>
     </w:p>
     <w:p>
       <w:pPr>
-        <w:spacing w:after="80" w:before="0" w:line="276" w:lineRule="auto"/>
-        <w:jc w:val="left"/>
+        <w:spacing w:before="20" w:after="60" w:line="276" w:lineRule="auto"/>
+        <w:jc w:val="both"/>
       </w:pPr>
       <w:r>
         <w:rPr>
-          <w:rFonts w:ascii="Consolas" w:hAnsi="Consolas"/>
-          <w:color w:val="B42828"/>
-          <w:sz w:val="20"/>
+          <w:i/>
         </w:rPr>
-      </w:r>
-      <w:r>
-        <w:t>`</w:t>
+        <w:t>(Ký, ghi rõ họ tên và đóng dấu)</w:t>
       </w:r>
     </w:p>
+    <w:tbl>
+      <w:tblPr>
+        <w:tblW w:type="auto" w:w="0"/>
+        <w:jc w:val="center"/>
+        <w:tblLook w:firstColumn="1" w:firstRow="1" w:lastColumn="0" w:lastRow="0" w:noHBand="0" w:noVBand="1" w:val="04A0"/>
+        <w:tblBorders>
+          <w:top w:val="single" w:sz="4" w:space="0" w:color="CBD5E1"/>
+          <w:bottom w:val="single" w:sz="4" w:space="0" w:color="CBD5E1"/>
+          <w:left w:val="none"/>
+          <w:right w:val="none"/>
+          <w:insideH w:val="single" w:sz="4" w:space="0" w:color="CBD5E1"/>
+          <w:insideV w:val="none"/>
+        </w:tblBorders>
+      </w:tblPr>
+      <w:tblGrid>
+        <w:gridCol w:w="4874"/>
+        <w:gridCol w:w="4874"/>
+      </w:tblGrid>
+      <w:tr>
+        <w:trPr>
+          <w:cantSplit/>
+        </w:trPr>
+        <w:tc>
+          <w:tcPr>
+            <w:tcW w:type="dxa" w:w="4867"/>
+            <w:vAlign w:val="center"/>
+            <w:tcW w:w="4867" w:type="dxa"/>
+            <w:tcMar>
+              <w:top w:w="90" w:type="dxa"/>
+              <w:bottom w:w="90" w:type="dxa"/>
+              <w:left w:w="100" w:type="dxa"/>
+              <w:right w:w="100" w:type="dxa"/>
+            </w:tcMar>
+            <w:shd w:fill="F8FAFC"/>
+          </w:tcPr>
+          <w:p>
+            <w:r/>
+          </w:p>
+          <w:p>
+            <w:pPr>
+              <w:spacing w:before="0" w:after="40" w:line="276" w:lineRule="auto"/>
+              <w:jc w:val="center"/>
+            </w:pPr>
+            <w:r>
+              <w:rPr>
+                <w:b/>
+                <w:sz w:val="20"/>
+              </w:rPr>
+              <w:t>ĐẠI DIỆN BÊN A (NGƯỜI QUẢNG CÁO)</w:t>
+            </w:r>
+          </w:p>
+        </w:tc>
+        <w:tc>
+          <w:tcPr>
+            <w:tcW w:type="dxa" w:w="4882"/>
+            <w:vAlign w:val="center"/>
+            <w:tcW w:w="4881" w:type="dxa"/>
+            <w:tcMar>
+              <w:top w:w="90" w:type="dxa"/>
+              <w:bottom w:w="90" w:type="dxa"/>
+              <w:left w:w="100" w:type="dxa"/>
+              <w:right w:w="100" w:type="dxa"/>
+            </w:tcMar>
+            <w:shd w:fill="F8FAFC"/>
+          </w:tcPr>
+          <w:p>
+            <w:r/>
+          </w:p>
+          <w:p>
+            <w:pPr>
+              <w:spacing w:before="0" w:after="40" w:line="276" w:lineRule="auto"/>
+              <w:jc w:val="center"/>
+            </w:pPr>
+            <w:r>
+              <w:rPr>
+                <w:b/>
+                <w:sz w:val="20"/>
+              </w:rPr>
+              <w:t>ĐẠI DIỆN BÊN B (LOCALMATE)</w:t>
+            </w:r>
+          </w:p>
+        </w:tc>
+      </w:tr>
+      <w:tr>
+        <w:trPr>
+          <w:cantSplit/>
+        </w:trPr>
+        <w:tc>
+          <w:tcPr>
+            <w:tcW w:type="dxa" w:w="4867"/>
+            <w:vAlign w:val="center"/>
+            <w:tcW w:w="4867" w:type="dxa"/>
+            <w:tcMar>
+              <w:top w:w="80" w:type="dxa"/>
+              <w:bottom w:w="80" w:type="dxa"/>
+              <w:left w:w="100" w:type="dxa"/>
+              <w:right w:w="100" w:type="dxa"/>
+            </w:tcMar>
+            <w:shd w:fill="FFFFFF"/>
+          </w:tcPr>
+          <w:p>
+            <w:r/>
+          </w:p>
+          <w:p>
+            <w:pPr>
+              <w:spacing w:before="0" w:after="40" w:line="276" w:lineRule="auto"/>
+              <w:jc w:val="left"/>
+            </w:pPr>
+            <w:r>
+              <w:rPr>
+                <w:b/>
+              </w:rPr>
+              <w:t>[TÊN_DOANH_NGHIỆP_KHÁCH_HÀNG]</w:t>
+            </w:r>
+          </w:p>
+        </w:tc>
+        <w:tc>
+          <w:tcPr>
+            <w:tcW w:type="dxa" w:w="4882"/>
+            <w:vAlign w:val="center"/>
+            <w:tcW w:w="4881" w:type="dxa"/>
+            <w:tcMar>
+              <w:top w:w="80" w:type="dxa"/>
+              <w:bottom w:w="80" w:type="dxa"/>
+              <w:left w:w="100" w:type="dxa"/>
+              <w:right w:w="100" w:type="dxa"/>
+            </w:tcMar>
+            <w:shd w:fill="FFFFFF"/>
+          </w:tcPr>
+          <w:p>
+            <w:r/>
+          </w:p>
+          <w:p>
+            <w:pPr>
+              <w:spacing w:before="0" w:after="40" w:line="276" w:lineRule="auto"/>
+              <w:jc w:val="left"/>
+            </w:pPr>
+            <w:r>
+              <w:rPr>
+                <w:b/>
+              </w:rPr>
+              <w:t>[LOCALMATE_LEGAL_NAME]</w:t>
+            </w:r>
+          </w:p>
+        </w:tc>
+      </w:tr>
+      <w:tr>
+        <w:trPr>
+          <w:cantSplit/>
+        </w:trPr>
+        <w:tc>
+          <w:tcPr>
+            <w:tcW w:type="dxa" w:w="4867"/>
+            <w:vAlign w:val="center"/>
+            <w:tcW w:w="4867" w:type="dxa"/>
+            <w:tcMar>
+              <w:top w:w="80" w:type="dxa"/>
+              <w:bottom w:w="80" w:type="dxa"/>
+              <w:left w:w="100" w:type="dxa"/>
+              <w:right w:w="100" w:type="dxa"/>
+            </w:tcMar>
+            <w:shd w:fill="FAFAFA"/>
+          </w:tcPr>
+          <w:p>
+            <w:r/>
+          </w:p>
+          <w:p>
+            <w:pPr>
+              <w:spacing w:before="0" w:after="40" w:line="276" w:lineRule="auto"/>
+              <w:jc w:val="left"/>
+            </w:pPr>
+            <w:r>
+              <w:rPr>
+                <w:i/>
+              </w:rPr>
+              <w:t>(Ký tên, đóng dấu hoặc Ký số điện tử)</w:t>
+            </w:r>
+          </w:p>
+        </w:tc>
+        <w:tc>
+          <w:tcPr>
+            <w:tcW w:type="dxa" w:w="4882"/>
+            <w:vAlign w:val="center"/>
+            <w:tcW w:w="4881" w:type="dxa"/>
+            <w:tcMar>
+              <w:top w:w="80" w:type="dxa"/>
+              <w:bottom w:w="80" w:type="dxa"/>
+              <w:left w:w="100" w:type="dxa"/>
+              <w:right w:w="100" w:type="dxa"/>
+            </w:tcMar>
+            <w:shd w:fill="FAFAFA"/>
+          </w:tcPr>
+          <w:p>
+            <w:r/>
+          </w:p>
+          <w:p>
+            <w:pPr>
+              <w:spacing w:before="0" w:after="40" w:line="276" w:lineRule="auto"/>
+              <w:jc w:val="left"/>
+            </w:pPr>
+            <w:r>
+              <w:rPr>
+                <w:i/>
+              </w:rPr>
+              <w:t>(Ký tên, đóng dấu hoặc Ký số điện tử)</w:t>
+            </w:r>
+          </w:p>
+        </w:tc>
+      </w:tr>
+      <w:tr>
+        <w:trPr>
+          <w:cantSplit/>
+        </w:trPr>
+        <w:tc>
+          <w:tcPr>
+            <w:tcW w:type="dxa" w:w="4867"/>
+            <w:vAlign w:val="center"/>
+            <w:tcW w:w="4867" w:type="dxa"/>
+            <w:tcMar>
+              <w:top w:w="80" w:type="dxa"/>
+              <w:bottom w:w="80" w:type="dxa"/>
+              <w:left w:w="100" w:type="dxa"/>
+              <w:right w:w="100" w:type="dxa"/>
+            </w:tcMar>
+            <w:shd w:fill="FFFFFF"/>
+          </w:tcPr>
+          <w:p>
+            <w:r/>
+          </w:p>
+        </w:tc>
+        <w:tc>
+          <w:tcPr>
+            <w:tcW w:type="dxa" w:w="4882"/>
+            <w:vAlign w:val="center"/>
+            <w:tcW w:w="4881" w:type="dxa"/>
+            <w:tcMar>
+              <w:top w:w="80" w:type="dxa"/>
+              <w:bottom w:w="80" w:type="dxa"/>
+              <w:left w:w="100" w:type="dxa"/>
+              <w:right w:w="100" w:type="dxa"/>
+            </w:tcMar>
+            <w:shd w:fill="FFFFFF"/>
+          </w:tcPr>
+          <w:p>
+            <w:r/>
+          </w:p>
+        </w:tc>
+      </w:tr>
+      <w:tr>
+        <w:trPr>
+          <w:cantSplit/>
+        </w:trPr>
+        <w:tc>
+          <w:tcPr>
+            <w:tcW w:type="dxa" w:w="4867"/>
+            <w:vAlign w:val="center"/>
+            <w:tcW w:w="4867" w:type="dxa"/>
+            <w:tcMar>
+              <w:top w:w="80" w:type="dxa"/>
+              <w:bottom w:w="80" w:type="dxa"/>
+              <w:left w:w="100" w:type="dxa"/>
+              <w:right w:w="100" w:type="dxa"/>
+            </w:tcMar>
+            <w:shd w:fill="FAFAFA"/>
+          </w:tcPr>
+          <w:p>
+            <w:r/>
+          </w:p>
+          <w:p>
+            <w:pPr>
+              <w:spacing w:before="0" w:after="40" w:line="276" w:lineRule="auto"/>
+              <w:jc w:val="left"/>
+            </w:pPr>
+            <w:r>
+              <w:rPr>
+                <w:b/>
+              </w:rPr>
+              <w:t>[ĐẠI_DIỆN_KHÁCH_HÀNG]</w:t>
+            </w:r>
+          </w:p>
+        </w:tc>
+        <w:tc>
+          <w:tcPr>
+            <w:tcW w:type="dxa" w:w="4882"/>
+            <w:vAlign w:val="center"/>
+            <w:tcW w:w="4881" w:type="dxa"/>
+            <w:tcMar>
+              <w:top w:w="80" w:type="dxa"/>
+              <w:bottom w:w="80" w:type="dxa"/>
+              <w:left w:w="100" w:type="dxa"/>
+              <w:right w:w="100" w:type="dxa"/>
+            </w:tcMar>
+            <w:shd w:fill="FAFAFA"/>
+          </w:tcPr>
+          <w:p>
+            <w:r/>
+          </w:p>
+          <w:p>
+            <w:pPr>
+              <w:spacing w:before="0" w:after="40" w:line="276" w:lineRule="auto"/>
+              <w:jc w:val="left"/>
+            </w:pPr>
+            <w:r>
+              <w:rPr>
+                <w:b/>
+              </w:rPr>
+              <w:t>[REPRESENTATIVE]</w:t>
+            </w:r>
+          </w:p>
+        </w:tc>
+      </w:tr>
+      <w:tr>
+        <w:trPr>
+          <w:cantSplit/>
+        </w:trPr>
+        <w:tc>
+          <w:tcPr>
+            <w:tcW w:type="dxa" w:w="4867"/>
+            <w:vAlign w:val="center"/>
+            <w:tcW w:w="4867" w:type="dxa"/>
+            <w:tcMar>
+              <w:top w:w="80" w:type="dxa"/>
+              <w:bottom w:w="80" w:type="dxa"/>
+              <w:left w:w="100" w:type="dxa"/>
+              <w:right w:w="100" w:type="dxa"/>
+            </w:tcMar>
+            <w:shd w:fill="FFFFFF"/>
+          </w:tcPr>
+          <w:p>
+            <w:r/>
+          </w:p>
+          <w:p>
+            <w:pPr>
+              <w:spacing w:before="0" w:after="40" w:line="276" w:lineRule="auto"/>
+              <w:jc w:val="left"/>
+            </w:pPr>
+            <w:r>
+              <w:t>Chức vụ: [CHỨC_VỤ_KHÁCH_HÀNG]</w:t>
+            </w:r>
+          </w:p>
+        </w:tc>
+        <w:tc>
+          <w:tcPr>
+            <w:tcW w:type="dxa" w:w="4882"/>
+            <w:vAlign w:val="center"/>
+            <w:tcW w:w="4881" w:type="dxa"/>
+            <w:tcMar>
+              <w:top w:w="80" w:type="dxa"/>
+              <w:bottom w:w="80" w:type="dxa"/>
+              <w:left w:w="100" w:type="dxa"/>
+              <w:right w:w="100" w:type="dxa"/>
+            </w:tcMar>
+            <w:shd w:fill="FFFFFF"/>
+          </w:tcPr>
+          <w:p>
+            <w:r/>
+          </w:p>
+          <w:p>
+            <w:pPr>
+              <w:spacing w:before="0" w:after="40" w:line="276" w:lineRule="auto"/>
+              <w:jc w:val="left"/>
+            </w:pPr>
+            <w:r>
+              <w:t>Chức vụ: [TITLE]</w:t>
+            </w:r>
+          </w:p>
+        </w:tc>
+      </w:tr>
+    </w:tbl>
     <w:p>
       <w:pPr>
-        <w:spacing w:after="80" w:before="0" w:line="276" w:lineRule="auto"/>
-        <w:jc w:val="left"/>
+        <w:spacing w:before="0" w:after="80"/>
       </w:pPr>
-      <w:r>
-        <w:t xml:space="preserve">             ĐẠI DIỆN BÊN A                                   ĐẠI DIỆN BÊN B</w:t>
-      </w:r>
-    </w:p>
-    <w:p>
-      <w:pPr>
-        <w:spacing w:after="80" w:before="0" w:line="276" w:lineRule="auto"/>
-        <w:jc w:val="left"/>
-      </w:pPr>
-      <w:r>
-        <w:t xml:space="preserve">  (Ký tên, đóng dấu hoặc Ký số điện tử)             (Ký tên, đóng dấu hoặc Ký số điện tử)</w:t>
-      </w:r>
-    </w:p>
-    <w:p>
-      <w:pPr>
-        <w:spacing w:after="80" w:before="0" w:line="276" w:lineRule="auto"/>
-        <w:jc w:val="left"/>
-      </w:pPr>
-      <w:r>
-        <w:rPr>
-          <w:rFonts w:ascii="Consolas" w:hAnsi="Consolas"/>
-          <w:color w:val="B42828"/>
-          <w:sz w:val="20"/>
-        </w:rPr>
-      </w:r>
-      <w:r>
-        <w:t>`</w:t>
-      </w:r>
     </w:p>
     <w:sectPr>
       <w:pgSz w:w="11909" w:h="16834"/>
-      <w:pgMar w:top="1152" w:right="1152" w:bottom="1152" w:left="1152" w:header="720" w:footer="720" w:gutter="0"/>
+      <w:pgMar w:top="1138" w:right="936" w:bottom="1138" w:left="1224" w:header="720" w:footer="720" w:gutter="0"/>
       <w:cols w:space="720"/>
       <w:docGrid w:linePitch="360"/>
     </w:sectPr>
@@ -1659,7 +2017,7 @@
     <w:rsid w:val="00FC693F"/>
     <w:rPr>
       <w:rFonts w:ascii="Times New Roman" w:hAnsi="Times New Roman"/>
-      <w:color w:val="1E293B"/>
+      <w:color w:val="0F172A"/>
       <w:sz w:val="22"/>
     </w:rPr>
   </w:style>
